--- a/docs/Documentation du script MaillageSitous.docx
+++ b/docs/Documentation du script MaillageSitous.docx
@@ -427,8 +427,80 @@
                               <w:rPr>
                                 <w:color w:val="000000" w:themeColor="text1"/>
                               </w:rPr>
-                              <w:t xml:space="preserve"> récapitulatif (1 tableau par DT et type de site)</w:t>
+                              <w:t xml:space="preserve"> récapitulatif</w:t>
                             </w:r>
+                            <w:r>
+                              <w:rPr>
+                                <w:color w:val="000000" w:themeColor="text1"/>
+                              </w:rPr>
+                              <w:t xml:space="preserve"> du nombre de liaison</w:t>
+                            </w:r>
+                            <w:r>
+                              <w:rPr>
+                                <w:color w:val="000000" w:themeColor="text1"/>
+                              </w:rPr>
+                              <w:t xml:space="preserve"> (1 tableau par DT et type de site)</w:t>
+                            </w:r>
+                          </w:p>
+                          <w:p>
+                            <w:pPr>
+                              <w:pStyle w:val="Paragraphedeliste"/>
+                              <w:numPr>
+                                <w:ilvl w:val="0"/>
+                                <w:numId w:val="1"/>
+                              </w:numPr>
+                              <w:rPr>
+                                <w:color w:val="000000" w:themeColor="text1"/>
+                              </w:rPr>
+                            </w:pPr>
+                            <w:r>
+                              <w:rPr>
+                                <w:color w:val="000000" w:themeColor="text1"/>
+                              </w:rPr>
+                              <w:t xml:space="preserve">Tableau </w:t>
+                            </w:r>
+                            <w:proofErr w:type="spellStart"/>
+                            <w:r>
+                              <w:rPr>
+                                <w:color w:val="000000" w:themeColor="text1"/>
+                              </w:rPr>
+                              <w:t>excel</w:t>
+                            </w:r>
+                            <w:proofErr w:type="spellEnd"/>
+                            <w:r>
+                              <w:rPr>
+                                <w:color w:val="000000" w:themeColor="text1"/>
+                              </w:rPr>
+                              <w:t xml:space="preserve"> : liste des </w:t>
+                            </w:r>
+                            <w:proofErr w:type="spellStart"/>
+                            <w:r>
+                              <w:rPr>
+                                <w:color w:val="000000" w:themeColor="text1"/>
+                              </w:rPr>
+                              <w:t>sitous</w:t>
+                            </w:r>
+                            <w:proofErr w:type="spellEnd"/>
+                            <w:r>
+                              <w:rPr>
+                                <w:color w:val="000000" w:themeColor="text1"/>
+                              </w:rPr>
+                              <w:t xml:space="preserve"> liés apparaissant sur l</w:t>
+                            </w:r>
+                            <w:r>
+                              <w:rPr>
+                                <w:color w:val="000000" w:themeColor="text1"/>
+                              </w:rPr>
+                              <w:t>es graphiques.</w:t>
+                            </w:r>
+                          </w:p>
+                          <w:p>
+                            <w:pPr>
+                              <w:pStyle w:val="Paragraphedeliste"/>
+                              <w:rPr>
+                                <w:color w:val="000000" w:themeColor="text1"/>
+                              </w:rPr>
+                            </w:pPr>
                           </w:p>
                         </w:txbxContent>
                       </wps:txbx>
@@ -805,8 +877,80 @@
                         <w:rPr>
                           <w:color w:val="000000" w:themeColor="text1"/>
                         </w:rPr>
-                        <w:t xml:space="preserve"> récapitulatif (1 tableau par DT et type de site)</w:t>
+                        <w:t xml:space="preserve"> récapitulatif</w:t>
                       </w:r>
+                      <w:r>
+                        <w:rPr>
+                          <w:color w:val="000000" w:themeColor="text1"/>
+                        </w:rPr>
+                        <w:t xml:space="preserve"> du nombre de liaison</w:t>
+                      </w:r>
+                      <w:r>
+                        <w:rPr>
+                          <w:color w:val="000000" w:themeColor="text1"/>
+                        </w:rPr>
+                        <w:t xml:space="preserve"> (1 tableau par DT et type de site)</w:t>
+                      </w:r>
+                    </w:p>
+                    <w:p>
+                      <w:pPr>
+                        <w:pStyle w:val="Paragraphedeliste"/>
+                        <w:numPr>
+                          <w:ilvl w:val="0"/>
+                          <w:numId w:val="1"/>
+                        </w:numPr>
+                        <w:rPr>
+                          <w:color w:val="000000" w:themeColor="text1"/>
+                        </w:rPr>
+                      </w:pPr>
+                      <w:r>
+                        <w:rPr>
+                          <w:color w:val="000000" w:themeColor="text1"/>
+                        </w:rPr>
+                        <w:t xml:space="preserve">Tableau </w:t>
+                      </w:r>
+                      <w:proofErr w:type="spellStart"/>
+                      <w:r>
+                        <w:rPr>
+                          <w:color w:val="000000" w:themeColor="text1"/>
+                        </w:rPr>
+                        <w:t>excel</w:t>
+                      </w:r>
+                      <w:proofErr w:type="spellEnd"/>
+                      <w:r>
+                        <w:rPr>
+                          <w:color w:val="000000" w:themeColor="text1"/>
+                        </w:rPr>
+                        <w:t xml:space="preserve"> : liste des </w:t>
+                      </w:r>
+                      <w:proofErr w:type="spellStart"/>
+                      <w:r>
+                        <w:rPr>
+                          <w:color w:val="000000" w:themeColor="text1"/>
+                        </w:rPr>
+                        <w:t>sitous</w:t>
+                      </w:r>
+                      <w:proofErr w:type="spellEnd"/>
+                      <w:r>
+                        <w:rPr>
+                          <w:color w:val="000000" w:themeColor="text1"/>
+                        </w:rPr>
+                        <w:t xml:space="preserve"> liés apparaissant sur l</w:t>
+                      </w:r>
+                      <w:r>
+                        <w:rPr>
+                          <w:color w:val="000000" w:themeColor="text1"/>
+                        </w:rPr>
+                        <w:t>es graphiques.</w:t>
+                      </w:r>
+                    </w:p>
+                    <w:p>
+                      <w:pPr>
+                        <w:pStyle w:val="Paragraphedeliste"/>
+                        <w:rPr>
+                          <w:color w:val="000000" w:themeColor="text1"/>
+                        </w:rPr>
+                      </w:pPr>
                     </w:p>
                   </w:txbxContent>
                 </v:textbox>
@@ -1008,6 +1152,7 @@
           <w:iCs/>
           <w:color w:val="000000" w:themeColor="text1"/>
         </w:rPr>
+        <w:lastRenderedPageBreak/>
         <w:t>Nom actuel de la requête :</w:t>
       </w:r>
       <w:r>
@@ -1075,7 +1220,6 @@
         <w:pStyle w:val="Titre3"/>
       </w:pPr>
       <w:r>
-        <w:lastRenderedPageBreak/>
         <w:t xml:space="preserve">Pour aller plus loin : paramétrage de la requête </w:t>
       </w:r>
     </w:p>
@@ -1859,6 +2003,7 @@
         </w:numPr>
       </w:pPr>
       <w:r>
+        <w:lastRenderedPageBreak/>
         <w:t>N : non ; génère uniquement le tableau récapitulatif. Moins gourmand en ressources système s’il y a juste besoin d’une vue d’ens</w:t>
       </w:r>
       <w:r>
@@ -1887,7 +2032,6 @@
           <w:bCs/>
           <w:color w:val="808080" w:themeColor="background1" w:themeShade="80"/>
         </w:rPr>
-        <w:lastRenderedPageBreak/>
         <w:t>DT_maillage</w:t>
       </w:r>
       <w:proofErr w:type="spellEnd"/>
@@ -2209,14 +2353,7 @@
           <w:rFonts w:ascii="Courier New" w:hAnsi="Courier New" w:cs="Courier New"/>
           <w:color w:val="808080" w:themeColor="background1" w:themeShade="80"/>
         </w:rPr>
-        <w:t>10, 17, 22, 35</w:t>
-      </w:r>
-      <w:r>
-        <w:rPr>
-          <w:rFonts w:ascii="Courier New" w:hAnsi="Courier New" w:cs="Courier New"/>
-          <w:color w:val="808080" w:themeColor="background1" w:themeShade="80"/>
-        </w:rPr>
-        <w:t>))</w:t>
+        <w:t>10, 17, 22, 35))</w:t>
       </w:r>
     </w:p>
     <w:sectPr>
